--- a/ru/wisdom-stories/sacrificial-meat.docx
+++ b/ru/wisdom-stories/sacrificial-meat.docx
@@ -3,123 +3,177 @@
 <w:document xmlns:wpc="http://schemas.microsoft.com/office/word/2010/wordprocessingCanvas" xmlns:mo="http://schemas.microsoft.com/office/mac/office/2008/main" xmlns:mc="http://schemas.openxmlformats.org/markup-compatibility/2006" xmlns:mv="urn:schemas-microsoft-com:mac:vml" xmlns:o="urn:schemas-microsoft-com:office:office" xmlns:r="http://schemas.openxmlformats.org/officeDocument/2006/relationships" xmlns:m="http://schemas.openxmlformats.org/officeDocument/2006/math" xmlns:v="urn:schemas-microsoft-com:vml" xmlns:wp14="http://schemas.microsoft.com/office/word/2010/wordprocessingDrawing" xmlns:wp="http://schemas.openxmlformats.org/drawingml/2006/wordprocessingDrawing" xmlns:w10="urn:schemas-microsoft-com:office:word" xmlns:w="http://schemas.openxmlformats.org/wordprocessingml/2006/main" xmlns:w14="http://schemas.microsoft.com/office/word/2010/wordml" xmlns:wpg="http://schemas.microsoft.com/office/word/2010/wordprocessingGroup" xmlns:wpi="http://schemas.microsoft.com/office/word/2010/wordprocessingInk" xmlns:wne="http://schemas.microsoft.com/office/word/2006/wordml" xmlns:wps="http://schemas.microsoft.com/office/word/2010/wordprocessingShape" mc:Ignorable="w14 wp14">
   <w:body>
     <w:p>
+      <w:pPr>
+        <w:pStyle w:val="Title"/>
+      </w:pPr>
       <w:r>
         <w:t>Жертвенное мясо</w:t>
       </w:r>
     </w:p>
     <w:p>
+      <w:pPr/>
       <w:r>
-        <w:t>Я учился в пятом классе. Нам никто не был нужен. Мой отец, строитель по профессии, вступил в кооператив, который находился в стадии строительства. Мы мечтали, что «не пройдет и шести-семи месяцев, и мы переедем в свой собственный дом».</w:t>
+        <w:t>Я учился в пятом классе. Мы жили без чужой помощи. Отец работал строителем и вступил в жилищный кооператив. Мы мечтали, что через шесть-семь месяцев переедем в свою квартиру.</w:t>
       </w:r>
     </w:p>
     <w:p>
+      <w:pPr/>
       <w:r>
         <w:t>Однажды утром мы проснулись от ужасной тряски. Произошло землетрясение. К счастью, с нами и окружающими ничего плохого не случилось. Никто в нашем доме не пострадал. Но хотя наш дом и наши жизни были в безопасности, это событие принесло нашей семье еще одну беду: в результате землетрясения строительные работы остановились, и мой отец остался без работы.</w:t>
       </w:r>
     </w:p>
     <w:p>
+      <w:pPr/>
       <w:r>
         <w:t>Как бы мы ни старались копить, денег, которые мой отец зарабатывал на ремонтных работах, которые он время от времени находил, не хватало на содержание семьи.</w:t>
       </w:r>
     </w:p>
     <w:p>
+      <w:pPr>
+        <w:spacing w:after="80"/>
+      </w:pPr>
       <w:r>
         <w:t>Всю зиму отец не мог найти работу. Он уходил с надеждой и возвращался грустным.</w:t>
       </w:r>
     </w:p>
     <w:p>
+      <w:pPr/>
       <w:r>
         <w:t>До Рамадана оставалось несколько дней. Мой отец вернулся домой счастливым — он нашёл работу. «Подготовь документы и приходи», — сказали ему. Он радостно объявил новость и молниеносно выбежал из дома. «Сегодня я должен успеть», — сказал он.</w:t>
       </w:r>
     </w:p>
     <w:p>
+      <w:pPr>
+        <w:spacing w:after="80"/>
+      </w:pPr>
       <w:r>
         <w:t>Прошло несколько часов, когда вошел наш сосед с паническим выражением лица.</w:t>
       </w:r>
     </w:p>
     <w:p>
+      <w:pPr>
+        <w:spacing w:after="80"/>
+      </w:pPr>
       <w:r>
         <w:t>«Не бойтесь, но ваш отец попал в небольшую аварию», — сказал он.</w:t>
       </w:r>
     </w:p>
     <w:p>
+      <w:pPr/>
       <w:r>
         <w:t>Когда мы приехали в больницу, лицо моего отца было бледным. Его руки и ноги были перебинтованы. Машина, проехавшая на красный свет, сбила моего отца. Когда мы молились, чтобы он остался жив, отец пытался скрыть слезы, которые текли из его глаз, смущенно говоря: «Почему я выжил? Я сделал ваше бремя тяжелее».</w:t>
       </w:r>
     </w:p>
     <w:p>
+      <w:pPr/>
       <w:r>
         <w:t>Через некоторое время отец вернулся домой. Наша печь не горела, в доме было холодно. Несколько наших соседей позвонили в муниципалитет и попросили для нас уголь. «Ни за что», — сказали они, — нам нужно было зарегистрироваться заранее.</w:t>
       </w:r>
     </w:p>
     <w:p>
+      <w:pPr/>
       <w:r>
-        <w:t>И вот наш «без сахара» Рамадан прошел и закончился. Несмотря на все трудности, погода немного потеплела, повязка на руке отца снялась, но нога всё ещё была перевязана.</w:t>
+        <w:t>Рамадан прошёл в нужде, без сладостей и угощений. К счастью, потеплело. С руки отца сняли повязку, но нога ещё не зажила.</w:t>
       </w:r>
     </w:p>
     <w:p>
+      <w:pPr/>
       <w:r>
         <w:t>Затем наступил Ид аль-Адха. Я подумал про себя: «В нашем доме двенадцать квартир, многие из них принесут жертву. По крайней мере, нам дадут немного, а мама приготовит мои любимые мясные блюда». Я наблюдал из окна, как забивали, снимали шкуры с жертвенных животных, и миски с мясом разносили по домам на пустыре напротив. Каждый раз, когда открывалась дверь, восхитительный запах жарящегося в домах мяса доносился до нашего дома. Но, к сожалению, никто не принёс нам кусок мяса.</w:t>
       </w:r>
     </w:p>
     <w:p>
+      <w:pPr/>
       <w:r>
         <w:t>Тем временем бабушка позвонила из деревни, чтобы поздравить нас с праздником. По моему голосу она почувствовала, что я волнуюсь. Она настойчиво и тревожно спросила: «Твоему отцу стало хуже?»</w:t>
       </w:r>
     </w:p>
     <w:p>
+      <w:pPr>
+        <w:spacing w:after="80"/>
+      </w:pPr>
       <w:r>
         <w:t>«Нет», — медленно ответил я. «Соседи не принесли нам жертвенного мяса».</w:t>
       </w:r>
     </w:p>
     <w:p>
+      <w:pPr/>
       <w:r>
         <w:t>Летом мы ездили в деревню к бабушке. У неё была корова и пять или шесть кур. Корова давала хорошее молоко. Когда она доила, бабушка пела ей песенки.</w:t>
       </w:r>
     </w:p>
     <w:p>
+      <w:pPr/>
       <w:r>
-        <w:t>На третий день каникул рано утром раздался стук в нашу дверь. Пришла бабушка. Мы встретили её с радостью. Она обняла нас всех, плача. «Мои ягнята, мои ягнята, я принесла вам много мяса», — сказала она.</w:t>
+        <w:t>На третий день праздника рано утром к нам постучали. На пороге стояла бабушка. Обнимая нас и плача, она говорила: «Мои ягнята, я привезла вам мяса!»</w:t>
       </w:r>
     </w:p>
     <w:p>
+      <w:pPr/>
       <w:r>
-        <w:t>Мы заполнили холодильник до отказа мясом. Моя сестра быстро разделала мясо. Восхитительный запах готовящегося мяса ещё больше разжег мой аппетит, который рос уже два дня. У меня текли слюнки, пока я стоял у плиты. У меня не было терпения ждать, когда на стол приготовят еду. Я взяла вилку и обмакнула её в мясо. Я насвистывал, поднося шампур ко рту, когда слова моего отца, обращенные к бабушке, почти пронзили мои уши:</w:t>
+        <w:t>Холодильник заполнился доверху. Сестра принялась готовить. Запах жаркого разбудил такой аппетит, что я не выдержал: схватил вилку, наколол кусочек и уже поднёс ко рту. Тут я услышал, как отец спросил бабушку:</w:t>
       </w:r>
     </w:p>
     <w:p>
+      <w:pPr>
+        <w:spacing w:after="80"/>
+      </w:pPr>
       <w:r>
         <w:t>— О, мама, о! Зачем ты зарезала эту корову?</w:t>
       </w:r>
     </w:p>
     <w:p>
+      <w:pPr/>
       <w:r>
-        <w:t>Сердце колотилось, голова кружилась. Я бросил вилку и выбежал на улицу. Надежда моей бабушки, корова, которую она доила, распевая песни, рухнула из-за того, что моя душа жаждала мяса?</w:t>
+        <w:t>У меня закружилась голова. Я бросил вилку и выбежал из дома. Неужели из-за моей жалобы бабушка зарезала свою кормилицу — ту самую корову, которой пела, когда доила?</w:t>
       </w:r>
     </w:p>
     <w:p>
+      <w:pPr/>
       <w:r>
-        <w:t>Стол был накрыт, меня схватили за руку и настояли на том, чтобы я сел. Я неохотно и застенчиво снова обмакнула вилку в мясо. Шампур застрял у меня в горле. Слезы текли из глаз. «Что случилось, что с тобой?» — спросили они.</w:t>
+        <w:t>Когда стол накрыли, меня позвали обратно. Я нехотя взял кусочек мяса, но он застрял в горле. Потекли слёзы. «Что с тобой?» — спросили родные.</w:t>
       </w:r>
     </w:p>
     <w:p>
+      <w:pPr>
+        <w:keepNext/>
+        <w:spacing w:after="80"/>
+      </w:pPr>
       <w:r>
         <w:t>— Мой зуб!… — сказал я. — У меня очень болит зуб.</w:t>
       </w:r>
     </w:p>
     <w:p>
+      <w:pPr>
+        <w:keepNext/>
+        <w:keepLines/>
+        <w:spacing w:before="160"/>
+      </w:pPr>
       <w:r>
-        <w:t>Мораль: Праздник — это настоящий праздник, когда он праздник для всех. Долг человечества — не забывать тех, кто не видит мяса в своих домах, тех, кто нуждается, в условиях изобилия.</w:t>
+        <w:rPr>
+          <w:b/>
+        </w:rPr>
+        <w:t>Мораль:</w:t>
+      </w:r>
+      <w:r>
+        <w:t xml:space="preserve"> Праздник становится общим, когда за столом хватает места и тем, кто нуждается. Живя в достатке, не забывайте о соседях, которым нечем угостить детей.</w:t>
       </w:r>
     </w:p>
     <w:p>
+      <w:pPr>
+        <w:spacing w:after="80"/>
+      </w:pPr>
       <w:r>
+        <w:rPr>
+          <w:i/>
+          <w:sz w:val="18"/>
+        </w:rPr>
         <w:t>История взята из открытых источников Интернета.</w:t>
       </w:r>
     </w:p>
     <w:sectPr>
-      <w:pgSz w:w="12240" w:h="15840"/>
-      <w:pgMar w:top="1440" w:right="1800" w:bottom="1440" w:left="1800" w:header="720" w:footer="720" w:gutter="0"/>
+      <w:pgSz w:w="11909" w:h="16834"/>
+      <w:pgMar w:top="1152" w:right="1224" w:bottom="1152" w:left="1224" w:header="720" w:footer="720" w:gutter="0"/>
       <w:cols w:space="720"/>
       <w:docGrid w:linePitch="360"/>
     </w:sectPr>
@@ -490,6 +544,16 @@
     <w:name w:val="Normal"/>
     <w:qFormat/>
     <w:rsid w:val="00FC693F"/>
+    <w:pPr>
+      <w:widowControl/>
+      <w:spacing w:after="120" w:line="269" w:lineRule="auto"/>
+    </w:pPr>
+    <w:rPr>
+      <w:rFonts w:ascii="Arial" w:hAnsi="Arial"/>
+      <w:color w:val="000000"/>
+      <w:sz w:val="22"/>
+      <w:lang w:val="ru-RU"/>
+    </w:rPr>
   </w:style>
   <w:style w:type="paragraph" w:styleId="Header">
     <w:name w:val="header"/>
@@ -832,18 +896,20 @@
     <w:qFormat/>
     <w:rsid w:val="00FC693F"/>
     <w:pPr>
+      <w:keepNext/>
       <w:pBdr>
         <w:bottom w:val="single" w:sz="8" w:space="4" w:color="4F81BD" w:themeColor="accent1"/>
       </w:pBdr>
-      <w:spacing w:after="300" w:line="240" w:lineRule="auto"/>
+      <w:spacing w:after="280" w:line="240" w:lineRule="auto"/>
       <w:contextualSpacing/>
     </w:pPr>
     <w:rPr>
-      <w:rFonts w:asciiTheme="majorHAnsi" w:eastAsiaTheme="majorEastAsia" w:hAnsiTheme="majorHAnsi" w:cstheme="majorBidi"/>
-      <w:color w:val="17365D" w:themeColor="text2" w:themeShade="BF"/>
+      <w:rFonts w:asciiTheme="majorHAnsi" w:eastAsiaTheme="majorEastAsia" w:hAnsiTheme="majorHAnsi" w:cstheme="majorBidi" w:ascii="Arial" w:hAnsi="Arial"/>
+      <w:b/>
+      <w:color w:val="000000"/>
       <w:spacing w:val="5"/>
       <w:kern w:val="28"/>
-      <w:sz w:val="52"/>
+      <w:sz w:val="34"/>
       <w:szCs w:val="52"/>
     </w:rPr>
   </w:style>

--- a/ru/wisdom-stories/sacrificial-meat.docx
+++ b/ru/wisdom-stories/sacrificial-meat.docx
@@ -39,7 +39,7 @@
     <w:p>
       <w:pPr/>
       <w:r>
-        <w:t>До Рамадана оставалось несколько дней. Мой отец вернулся домой счастливым — он нашёл работу. «Подготовь документы и приходи», — сказали ему. Он радостно объявил новость и молниеносно выбежал из дома. «Сегодня я должен успеть», — сказал он.</w:t>
+        <w:t>До праздника Ураза-байрам оставалось несколько дней. Мой отец вернулся домой счастливым — он нашёл работу. «Подготовь документы и приходи», — сказали ему. Он радостно объявил новость и молниеносно выбежал из дома. «Сегодня я должен успеть», — сказал он.</w:t>
       </w:r>
     </w:p>
     <w:p>
@@ -47,7 +47,7 @@
         <w:spacing w:after="80"/>
       </w:pPr>
       <w:r>
-        <w:t>Прошло несколько часов, когда вошел наш сосед с паническим выражением лица.</w:t>
+        <w:t>Прошло несколько часов, когда вошел наш сосед за стеной с паническим выражением лица.</w:t>
       </w:r>
     </w:p>
     <w:p>
@@ -61,7 +61,7 @@
     <w:p>
       <w:pPr/>
       <w:r>
-        <w:t>Когда мы приехали в больницу, лицо моего отца было бледным. Его руки и ноги были перебинтованы. Машина, проехавшая на красный свет, сбила моего отца. Когда мы молились, чтобы он остался жив, отец пытался скрыть слезы, которые текли из его глаз, смущенно говоря: «Почему я выжил? Я сделал ваше бремя тяжелее».</w:t>
+        <w:t>Когда мы приехали в больницу, лицо моего отца было бледным. Его рука и ноги были перебинтованы. Машина, на скорости проскочившая на красный свет, сбила моего отца. Когда мы молились, чтобы он остался жив, отец пытался скрыть слезы, которые текли из его глаз, смущенно говоря: «Почему я выжил? Я сделал ваше бремя тяжелее».</w:t>
       </w:r>
     </w:p>
     <w:p>
@@ -73,13 +73,13 @@
     <w:p>
       <w:pPr/>
       <w:r>
-        <w:t>Рамадан прошёл в нужде, без сладостей и угощений. К счастью, потеплело. С руки отца сняли повязку, но нога ещё не зажила.</w:t>
+        <w:t>Так прошёл и наш праздник Ураза-байрам — без сладостей. Несмотря на все трудности, немного потеплело. С руки отца сняли повязку, но нога ещё была перевязана.</w:t>
       </w:r>
     </w:p>
     <w:p>
       <w:pPr/>
       <w:r>
-        <w:t>Затем наступил Ид аль-Адха. Я подумал про себя: «В нашем доме двенадцать квартир, многие из них принесут жертву. По крайней мере, нам дадут немного, а мама приготовит мои любимые мясные блюда». Я наблюдал из окна, как забивали, снимали шкуры с жертвенных животных, и миски с мясом разносили по домам на пустыре напротив. Каждый раз, когда открывалась дверь, восхитительный запах жарящегося в домах мяса доносился до нашего дома. Но, к сожалению, никто не принёс нам кусок мяса.</w:t>
+        <w:t>Затем наступил Ид аль-Адха. Я подумал про себя: «В нашем доме двенадцать квартир, многие из них принесут жертву. По крайней мере, нам тоже дадут долю, а мама приготовит мои любимые мясные блюда». Я наблюдал из окна, как на пустыре напротив резали жертвенный скот и снимали шкуры, а миски с мясом разносили по домам. Каждый раз, когда открывалась дверь, восхитительный запах жарящегося в домах мяса доносился до нашего дома. Но, к сожалению, никто не принёс нам кусок мяса.</w:t>
       </w:r>
     </w:p>
     <w:p>
@@ -93,7 +93,7 @@
         <w:spacing w:after="80"/>
       </w:pPr>
       <w:r>
-        <w:t>«Нет», — медленно ответил я. «Соседи не принесли нам жертвенного мяса».</w:t>
+        <w:t>«Нет», — тихо ответил я. «Соседи не принесли нам жертвенного мяса».</w:t>
       </w:r>
     </w:p>
     <w:p>
@@ -105,13 +105,13 @@
     <w:p>
       <w:pPr/>
       <w:r>
-        <w:t>На третий день праздника рано утром к нам постучали. На пороге стояла бабушка. Обнимая нас и плача, она говорила: «Мои ягнята, я привезла вам мяса!»</w:t>
+        <w:t>На третий день праздника рано утром к нам постучали. На пороге стояла бабушка. Мы радостно встретили её. Обнимая нас и плача, она говорила: «Мои ягнята, я привезла вам много мяса!»</w:t>
       </w:r>
     </w:p>
     <w:p>
       <w:pPr/>
       <w:r>
-        <w:t>Холодильник заполнился доверху. Сестра принялась готовить. Запах жаркого разбудил такой аппетит, что я не выдержал: схватил вилку, наколол кусочек и уже поднёс ко рту. Тут я услышал, как отец спросил бабушку:</w:t>
+        <w:t>Холодильник заполнился доверху. Сестра принялась готовить. Запах жареного мяса ещё сильнее разжёг аппетит, который копился уже два дня, и я не выдержал: схватил вилку, наколол кусочек и, дуя на него, уже поднёс ко рту. Тут слова отца, сказанные бабушке, едва не пронзили мне уши:</w:t>
       </w:r>
     </w:p>
     <w:p>
@@ -125,13 +125,13 @@
     <w:p>
       <w:pPr/>
       <w:r>
-        <w:t>У меня закружилась голова. Я бросил вилку и выбежал из дома. Неужели из-за моей жалобы бабушка зарезала свою кормилицу — ту самую корову, которой пела, когда доила?</w:t>
+        <w:t>Меня затошнило, голова закружилась. Я бросил вилку и выбежал из дома. Неужели из-за того, что мне так захотелось мяса, бабушка зарезала свою надежду — ту самую корову, которой пела, когда доила?</w:t>
       </w:r>
     </w:p>
     <w:p>
       <w:pPr/>
       <w:r>
-        <w:t>Когда стол накрыли, меня позвали обратно. Я нехотя взял кусочек мяса, но он застрял в горле. Потекли слёзы. «Что с тобой?» — спросили родные.</w:t>
+        <w:t>Когда стол накрыли, меня взяли за руку и настойчиво усадили. Я снова нехотя и стыдясь взял кусочек мяса, но он застрял в горле. Потекли слёзы. «Что с тобой?» — спросили родные.</w:t>
       </w:r>
     </w:p>
     <w:p>
@@ -153,11 +153,9 @@
         <w:rPr>
           <w:b/>
         </w:rPr>
-        <w:t>Мораль:</w:t>
+        <w:t>Мораль: Праздник становится настоящим, когда он — праздник для всех. Живя в достатке, наш человеческий долг — не забывать тех, у кого на столе нет даже куска мяса.</w:t>
       </w:r>
-      <w:r>
-        <w:t xml:space="preserve"> Праздник становится общим, когда за столом хватает места и тем, кто нуждается. Живя в достатке, не забывайте о соседях, которым нечем угостить детей.</w:t>
-      </w:r>
+      <w:r/>
     </w:p>
     <w:p>
       <w:pPr>
@@ -168,7 +166,7 @@
           <w:i/>
           <w:sz w:val="18"/>
         </w:rPr>
-        <w:t>История взята из открытых источников Интернета.</w:t>
+        <w:t>Рассказы взяты из открытых интернет-источников, а иллюстрации созданы с помощью ИИ.</w:t>
       </w:r>
     </w:p>
     <w:sectPr>
